--- a/content/Bios/Leroy_Garzonio.docx
+++ b/content/Bios/Leroy_Garzonio.docx
@@ -1,374 +1,8 @@
 
 <file path=word/document.xml><?xml version="1.0" encoding="utf-8"?>
-<w:document xmlns:w14="http://schemas.microsoft.com/office/word/2010/wordml" xmlns:wp14="http://schemas.microsoft.com/office/word/2010/wordprocessingDrawing" xmlns:w="http://schemas.openxmlformats.org/wordprocessingml/2006/main" xmlns:m="http://schemas.openxmlformats.org/officeDocument/2006/math" xmlns:r="http://schemas.openxmlformats.org/officeDocument/2006/relationships" xmlns:o="urn:schemas-microsoft-com:office:office" xmlns:v="urn:schemas-microsoft-com:vml" xmlns:w10="urn:schemas-microsoft-com:office:word" xmlns:a="http://schemas.openxmlformats.org/drawingml/2006/main" xmlns:pic="http://schemas.openxmlformats.org/drawingml/2006/picture" xmlns:wp="http://schemas.openxmlformats.org/drawingml/2006/wordprocessingDrawing" xmlns:mc="http://schemas.openxmlformats.org/markup-compatibility/2006" mc:Ignorable="w14 wp14">
+<w:document xmlns:ns1="http://schemas.openxmlformats.org/markup-compatibility/2006" xmlns:ns2="http://schemas.microsoft.com/office/word/2010/wordml" xmlns:w="http://schemas.openxmlformats.org/wordprocessingml/2006/main" ns1:Ignorable="w14 wp14">
   <w:body>
-    <w:p xmlns:wp14="http://schemas.microsoft.com/office/word/2010/wordml" wp14:textId="77777777">
-      <w:pPr>
-        <w:pStyle w:val="FirstParagraph"/>
-      </w:pPr>
-      <w:r>
-        <w:rPr/>
-        <w:t xml:space="preserve">2000 Hall of Fame Inductee Leroy </w:t>
-      </w:r>
-      <w:r>
-        <w:rPr/>
-        <w:t>Garzonio</w:t>
-      </w:r>
-      <w:r>
-        <w:rPr/>
-        <w:t xml:space="preserve"> – Aurora</w:t>
-      </w:r>
-      <w:r>
-        <w:rPr/>
-        <w:t xml:space="preserve"> </w:t>
-      </w:r>
-      <w:r>
-        <w:rPr/>
-        <w:t xml:space="preserve">Leroy </w:t>
-      </w:r>
-      <w:r>
-        <w:rPr/>
-        <w:t>Garzonio</w:t>
-      </w:r>
-      <w:r>
-        <w:rPr/>
-        <w:t xml:space="preserve"> started his officiating career over 50 years ago. He began officiating in Illinois in 1948.</w:t>
-      </w:r>
-      <w:r>
-        <w:rPr/>
-        <w:t xml:space="preserve"> </w:t>
-      </w:r>
-      <w:r>
-        <w:rPr/>
-        <w:t>He married Josephine Campeggio in 1951, and she knew that it was a part of the marriage vows to</w:t>
-      </w:r>
-      <w:r>
-        <w:rPr/>
-        <w:t xml:space="preserve"> </w:t>
-      </w:r>
-      <w:r>
-        <w:rPr/>
-        <w:t xml:space="preserve">accept officiating sports as part of their </w:t>
-      </w:r>
-      <w:r>
-        <w:rPr/>
-        <w:t>life style</w:t>
-      </w:r>
-      <w:r>
-        <w:rPr/>
-        <w:t>. Leroy was stationed in the service in Germany and</w:t>
-      </w:r>
-      <w:r>
-        <w:rPr/>
-        <w:t xml:space="preserve"> </w:t>
-      </w:r>
-      <w:r>
-        <w:rPr/>
-        <w:t>Korea, but</w:t>
-      </w:r>
-      <w:r>
-        <w:rPr/>
-        <w:t xml:space="preserve"> still kept up his avocation. He later returned to the states and was registered in Michigan,</w:t>
-      </w:r>
-      <w:r>
-        <w:rPr/>
-        <w:t xml:space="preserve"> </w:t>
-      </w:r>
-      <w:r>
-        <w:rPr/>
-        <w:t xml:space="preserve">Illinois, </w:t>
-      </w:r>
-      <w:r>
-        <w:rPr/>
-        <w:t>Missouri</w:t>
-      </w:r>
-      <w:r>
-        <w:rPr/>
-        <w:t xml:space="preserve"> and Colorado where he </w:t>
-      </w:r>
-      <w:r>
-        <w:rPr/>
-        <w:t>resided</w:t>
-      </w:r>
-      <w:r>
-        <w:rPr/>
-        <w:t xml:space="preserve"> since 1975.</w:t>
-      </w:r>
-      <w:r>
-        <w:rPr/>
-        <w:t xml:space="preserve"> </w:t>
-      </w:r>
-      <w:r>
-        <w:rPr/>
-        <w:t>In Aurora, Leroy officiated in the sports of football, basketball, baseball and softball, both at the high</w:t>
-      </w:r>
-      <w:r>
-        <w:rPr/>
-        <w:t xml:space="preserve"> </w:t>
-      </w:r>
-      <w:r>
-        <w:rPr/>
-        <w:t xml:space="preserve">school level and with the Aurora Parks &amp; Recreation Department. Whenever asked to </w:t>
-      </w:r>
-      <w:r>
-        <w:rPr/>
-        <w:t>do</w:t>
-      </w:r>
-      <w:r>
-        <w:rPr/>
-        <w:t xml:space="preserve"> a game at</w:t>
-      </w:r>
-      <w:r>
-        <w:rPr/>
-        <w:t xml:space="preserve"> </w:t>
-      </w:r>
-      <w:r>
-        <w:rPr/>
-        <w:t>any level, he would never turn it down. His dedication to sports was overwhelming in that he attended</w:t>
-      </w:r>
-      <w:r>
-        <w:rPr/>
-        <w:t xml:space="preserve"> </w:t>
-      </w:r>
-      <w:r>
-        <w:rPr/>
-        <w:t xml:space="preserve">all meetings for officials and never made excuses for his schedules. All assignors knew him </w:t>
-      </w:r>
-      <w:r>
-        <w:rPr/>
-        <w:t>well, and</w:t>
-      </w:r>
-      <w:r>
-        <w:rPr/>
-        <w:t xml:space="preserve"> </w:t>
-      </w:r>
-      <w:r>
-        <w:rPr/>
-        <w:t xml:space="preserve">would </w:t>
-      </w:r>
-      <w:r>
-        <w:rPr/>
-        <w:t>call on</w:t>
-      </w:r>
-      <w:r>
-        <w:rPr/>
-        <w:t xml:space="preserve"> him for makeup games. He even had his equipment stolen from his </w:t>
-      </w:r>
-      <w:r>
-        <w:rPr/>
-        <w:t>car, but</w:t>
-      </w:r>
-      <w:r>
-        <w:rPr/>
-        <w:t xml:space="preserve"> managed to</w:t>
-      </w:r>
-      <w:r>
-        <w:rPr/>
-        <w:t xml:space="preserve"> </w:t>
-      </w:r>
-      <w:r>
-        <w:rPr/>
-        <w:t xml:space="preserve">borrow equipment from other officials to </w:t>
-      </w:r>
-      <w:r>
-        <w:rPr/>
-        <w:t>do</w:t>
-      </w:r>
-      <w:r>
-        <w:rPr/>
-        <w:t xml:space="preserve"> the games.</w:t>
-      </w:r>
-      <w:r>
-        <w:rPr/>
-        <w:t xml:space="preserve"> </w:t>
-      </w:r>
-      <w:r>
-        <w:rPr/>
-        <w:t xml:space="preserve">Leroy was well liked by </w:t>
-      </w:r>
-      <w:r>
-        <w:rPr/>
-        <w:t>all, and</w:t>
-      </w:r>
-      <w:r>
-        <w:rPr/>
-        <w:t xml:space="preserve"> was more than willing to help younger officials with rules and</w:t>
-      </w:r>
-      <w:r>
-        <w:rPr/>
-        <w:t xml:space="preserve"> </w:t>
-      </w:r>
-      <w:r>
-        <w:rPr/>
-        <w:t>interpretations. He was honored by the Parks &amp; Recreation Department of Aurora for his outstanding</w:t>
-      </w:r>
-      <w:r>
-        <w:rPr/>
-        <w:t xml:space="preserve"> </w:t>
-      </w:r>
-      <w:r>
-        <w:rPr/>
-        <w:t>service, and</w:t>
-      </w:r>
-      <w:r>
-        <w:rPr/>
-        <w:t xml:space="preserve"> received the Pioneer Award in Football in 1999 from the Colorado Football Officials</w:t>
-      </w:r>
-      <w:r>
-        <w:rPr/>
-        <w:t xml:space="preserve"> </w:t>
-      </w:r>
-      <w:r>
-        <w:rPr/>
-        <w:t>Association.</w:t>
-      </w:r>
-      <w:r>
-        <w:rPr/>
-        <w:t xml:space="preserve"> </w:t>
-      </w:r>
-      <w:r>
-        <w:rPr/>
-        <w:t xml:space="preserve">When Leroy </w:t>
-      </w:r>
-      <w:r>
-        <w:rPr/>
-        <w:t>wasn’t</w:t>
-      </w:r>
-      <w:r>
-        <w:rPr/>
-        <w:t xml:space="preserve"> officiating, he was in his boat on </w:t>
-      </w:r>
-      <w:r>
-        <w:rPr/>
-        <w:t>the water</w:t>
-      </w:r>
-      <w:r>
-        <w:rPr/>
-        <w:t xml:space="preserve"> fishing. He always told his wife, Jo, that</w:t>
-      </w:r>
-      <w:r>
-        <w:rPr/>
-        <w:t xml:space="preserve"> </w:t>
-      </w:r>
-      <w:r>
-        <w:rPr/>
-        <w:t>he would return when the fish stopped biting, sometimes not returning home until the night hours. Jo</w:t>
-      </w:r>
-      <w:r>
-        <w:rPr/>
-        <w:t xml:space="preserve"> </w:t>
-      </w:r>
-      <w:r>
-        <w:rPr/>
-        <w:t>said she guessed he had another ball game, and that was just an excuse to stay outside.</w:t>
-      </w:r>
-      <w:r>
-        <w:rPr/>
-        <w:t xml:space="preserve"> </w:t>
-      </w:r>
-      <w:r>
-        <w:rPr/>
-        <w:t xml:space="preserve">Leroy </w:t>
-      </w:r>
-      <w:r>
-        <w:rPr/>
-        <w:t>worked</w:t>
-      </w:r>
-      <w:r>
-        <w:rPr/>
-        <w:t xml:space="preserve"> his last ball game in the fall of 1998, and passed away on Dec. 14, 1999, in Aurora,</w:t>
-      </w:r>
-      <w:r>
-        <w:rPr/>
-        <w:t xml:space="preserve"> </w:t>
-      </w:r>
-      <w:r>
-        <w:rPr/>
-        <w:t>Colorado after a lengthy illness at the age of 83 years. He will be remembered as an official who</w:t>
-      </w:r>
-      <w:r>
-        <w:rPr/>
-        <w:t xml:space="preserve"> </w:t>
-      </w:r>
-      <w:r>
-        <w:rPr/>
-        <w:t>“after</w:t>
-      </w:r>
-      <w:r>
-        <w:rPr/>
-        <w:t xml:space="preserve"> </w:t>
-      </w:r>
-      <w:r>
-        <w:rPr/>
-        <w:t>he was made, they threw away the mold.”</w:t>
-      </w:r>
-      <w:r>
-        <w:rPr/>
-        <w:t xml:space="preserve"> </w:t>
-      </w:r>
-      <w:r>
-        <w:rPr/>
-        <w:t>But now we feel that in Heaven, God has his pitchers,</w:t>
-      </w:r>
-      <w:r>
-        <w:rPr/>
-        <w:t xml:space="preserve"> </w:t>
-      </w:r>
-      <w:r>
-        <w:rPr/>
-        <w:t xml:space="preserve">catchers, infielders, </w:t>
-      </w:r>
-      <w:r>
-        <w:rPr/>
-        <w:t>outfielders</w:t>
-      </w:r>
-      <w:r>
-        <w:rPr/>
-        <w:t xml:space="preserve"> and his sports fans. Now God’s team is complete: He has his umpire!</w:t>
-      </w:r>
-      <w:r>
-        <w:rPr/>
-        <w:t xml:space="preserve"> </w:t>
-      </w:r>
-      <w:r>
-        <w:rPr/>
-        <w:t xml:space="preserve">Leroy </w:t>
-      </w:r>
-      <w:r>
-        <w:rPr/>
-        <w:t>Garzonio</w:t>
-      </w:r>
-      <w:r>
-        <w:rPr/>
-        <w:t>, both as an official and human being, will be missed.</w:t>
-      </w:r>
-    </w:p>
-    <w:p>
-      <w:pPr>
-        <w:pStyle w:val="BodyText"/>
-      </w:pPr>
-    </w:p>
-    <w:p>
-      <w:pPr>
-        <w:pStyle w:val="Heading2"/>
-        <w:spacing w:before="261" w:beforeAutospacing="off" w:after="261" w:afterAutospacing="off" w:line="300" w:lineRule="auto"/>
-      </w:pPr>
-      <w:r>
-        <w:rPr>
-          <w:rFonts w:ascii="Segoe UI" w:hAnsi="Segoe UI" w:eastAsia="Segoe UI" w:cs="Segoe UI"/>
-          <w:b w:val="1"/>
-          <w:bCs w:val="1"/>
-          <w:i w:val="0"/>
-          <w:iCs w:val="0"/>
-          <w:noProof w:val="0"/>
-          <w:sz w:val="31"/>
-          <w:szCs w:val="31"/>
-          <w:lang w:val="en-US"/>
-        </w:rPr>
-        <w:t>Revised Biography: Leroy Garzonio</w:t>
-      </w:r>
-    </w:p>
-    <w:p>
+    <w:p ns2:paraId="62B90254" ns2:textId="12873878">
       <w:pPr>
         <w:spacing w:before="0" w:beforeAutospacing="off" w:after="0" w:afterAutospacing="off" w:line="300" w:lineRule="auto"/>
       </w:pPr>
@@ -387,7 +21,7 @@
         <w:t>2000 Hall of Fame Inductee – Aurora</w:t>
       </w:r>
     </w:p>
-    <w:p>
+    <w:p ns2:paraId="7687E808" ns2:textId="675287FD">
       <w:pPr>
         <w:spacing w:before="0" w:beforeAutospacing="off" w:after="0" w:afterAutospacing="off" w:line="300" w:lineRule="auto"/>
         <w:rPr>
@@ -445,7 +79,7 @@
         <w:t xml:space="preserve"> began his officiating career more than fifty years ago, starting in Illinois in 1948. He married Josephine Campeggio in 1951, and officiating quickly became part of their shared life. Even while stationed in Germany and Korea during his military service, Leroy continued to pursue the avocation he loved.</w:t>
       </w:r>
     </w:p>
-    <w:p>
+    <w:p ns2:paraId="22740DE7" ns2:textId="492EA73B">
       <w:pPr>
         <w:spacing w:before="0" w:beforeAutospacing="off" w:after="0" w:afterAutospacing="off" w:line="300" w:lineRule="auto"/>
         <w:rPr>
@@ -559,7 +193,7 @@
         <w:t xml:space="preserve"> his scheduled games.</w:t>
       </w:r>
     </w:p>
-    <w:p>
+    <w:p ns2:paraId="577117F9" ns2:textId="7619291F">
       <w:pPr>
         <w:spacing w:before="0" w:beforeAutospacing="off" w:after="0" w:afterAutospacing="off" w:line="300" w:lineRule="auto"/>
         <w:rPr>
@@ -701,7 +335,7 @@
         <w:t xml:space="preserve"> officiating, he enjoyed spending hours fishing, often telling his wife he would return when the fish stopped biting—sometimes well after dark.</w:t>
       </w:r>
     </w:p>
-    <w:p>
+    <w:p ns2:paraId="7467D609" ns2:textId="719C59F7">
       <w:pPr>
         <w:spacing w:before="0" w:beforeAutospacing="off" w:after="0" w:afterAutospacing="off" w:line="300" w:lineRule="auto"/>
         <w:rPr>
@@ -815,7 +449,7 @@
         <w:t xml:space="preserve"> will long be missed as both an official and a remarkable human being.</w:t>
       </w:r>
     </w:p>
-    <w:p>
+    <w:p ns2:paraId="4340FC86" ns2:textId="67D7F645">
       <w:pPr>
         <w:pStyle w:val="BodyText"/>
       </w:pPr>
